--- a/БР1.1/Зотеев Максим/homeworks/hw2/ДЗ2_Зотеев Максим_БР1.1.docx
+++ b/БР1.1/Зотеев Максим/homeworks/hw2/ДЗ2_Зотеев Максим_БР1.1.docx
@@ -530,33 +530,91 @@
     <w:p>
       <w:pPr>
         <w:jc w:val="both"/>
-      </w:pPr>
-      <w:r>
-        <w:rPr>
-          <w:rFonts w:ascii="Times New Roman" w:eastAsia="Times New Roman" w:hAnsi="Times New Roman"/>
+        <w:rPr>
+          <w:rFonts w:ascii="Times New Roman" w:hAnsi="Times New Roman" w:cs="Times New Roman"/>
+        </w:rPr>
+      </w:pPr>
+      <w:r>
+        <w:rPr>
+          <w:rFonts w:ascii="Times New Roman" w:hAnsi="Times New Roman" w:cs="Times New Roman"/>
           <w:b/>
           <w:sz w:val="28"/>
         </w:rPr>
-        <w:t>1. Выбор формата API</w:t>
+        <w:t>1. Функциональные и нефункциональные требования</w:t>
       </w:r>
     </w:p>
     <w:p>
       <w:pPr>
         <w:jc w:val="both"/>
         <w:rPr>
+          <w:rFonts w:ascii="Times New Roman" w:hAnsi="Times New Roman" w:cs="Times New Roman"/>
+        </w:rPr>
+      </w:pPr>
+      <w:r>
+        <w:rPr>
+          <w:rFonts w:ascii="Times New Roman" w:hAnsi="Times New Roman" w:cs="Times New Roman"/>
+          <w:sz w:val="28"/>
+        </w:rPr>
+        <w:t>К функциональным требованиям сервиса можно отнести возможность регистрации и аутентификации пользователей, просмотра и редактирования профиля, публикации и управления объектами недвижимости, загрузки и удаления фотографий, поиска объектов с фильтрацией и сортировкой, создания заявок на аренду, просмотра и изменения статуса сделок аренды, а также обмена сообщениями в рамках конкретной сделки. Кроме того, система должна предоставлять список типов недвижимости и поддерживать получение списков объектов и сделок текущего пользователя.</w:t>
+      </w:r>
+    </w:p>
+    <w:p>
+      <w:pPr>
+        <w:jc w:val="both"/>
+        <w:rPr>
+          <w:rFonts w:ascii="Times New Roman" w:hAnsi="Times New Roman" w:cs="Times New Roman"/>
+        </w:rPr>
+      </w:pPr>
+      <w:r>
+        <w:rPr>
+          <w:rFonts w:ascii="Times New Roman" w:hAnsi="Times New Roman" w:cs="Times New Roman"/>
+          <w:sz w:val="28"/>
+        </w:rPr>
+        <w:t>К нефункциональным требованиям можно отнести использование REST API и обмен данными в формате JSON, защиту закрытых эндпоинтов с помощью Bearer JWT-токена, разграничение прав доступа в зависимости от роли пользователя, валидацию входных данных (например, формат email, минимальную длину пароля и обязательность полей), единообразную обработку ошибок с возвратом кодов 400, 401, 403, 404, 409 и структурированного тела ошибки, а также поддержку пагинации, ограничение размера страницы и передачу дат и времени в стандартных форматах date и date-time. Для загрузки фотографий должно использоваться multipart/form-data.</w:t>
+      </w:r>
+    </w:p>
+    <w:p>
+      <w:pPr>
+        <w:jc w:val="both"/>
+        <w:rPr>
+          <w:rFonts w:ascii="Times New Roman" w:hAnsi="Times New Roman" w:cs="Times New Roman"/>
+        </w:rPr>
+      </w:pPr>
+    </w:p>
+    <w:p>
+      <w:pPr>
+        <w:jc w:val="both"/>
+        <w:rPr>
+          <w:rFonts w:ascii="Times New Roman" w:hAnsi="Times New Roman" w:cs="Times New Roman"/>
+        </w:rPr>
+      </w:pPr>
+      <w:r>
+        <w:rPr>
+          <w:rFonts w:ascii="Times New Roman" w:hAnsi="Times New Roman" w:cs="Times New Roman"/>
+          <w:b/>
+          <w:sz w:val="28"/>
+        </w:rPr>
+        <w:t>2. Выбор формата API</w:t>
+      </w:r>
+    </w:p>
+    <w:p>
+      <w:pPr>
+        <w:jc w:val="both"/>
+        <w:rPr>
+          <w:rFonts w:ascii="Times New Roman" w:hAnsi="Times New Roman" w:cs="Times New Roman"/>
           <w:lang w:val="ru-RU"/>
         </w:rPr>
       </w:pPr>
       <w:r>
         <w:rPr>
-          <w:rFonts w:ascii="Times New Roman" w:eastAsia="Times New Roman" w:hAnsi="Times New Roman"/>
+          <w:rFonts w:ascii="Times New Roman" w:eastAsia="Times New Roman" w:hAnsi="Times New Roman" w:cs="Times New Roman"/>
           <w:sz w:val="28"/>
         </w:rPr>
         <w:t xml:space="preserve">Для реализации бэкенд-приложения выбран формат REST API. Обоснование: сервис аренды недвижимости предполагает работу с несколькими клиентами (веб-приложение, мобильное приложение), а REST API предоставляет универсальный интерфейс, не привязанный к конкретному фронтенду. </w:t>
       </w:r>
       <w:r>
         <w:rPr>
-          <w:rFonts w:ascii="Times New Roman" w:eastAsia="Times New Roman" w:hAnsi="Times New Roman"/>
+          <w:rFonts w:ascii="Times New Roman" w:eastAsia="Times New Roman" w:hAnsi="Times New Roman" w:cs="Times New Roman"/>
           <w:sz w:val="28"/>
           <w:lang w:val="ru-RU"/>
         </w:rPr>
@@ -565,7 +623,7 @@
       <w:proofErr w:type="spellStart"/>
       <w:r>
         <w:rPr>
-          <w:rFonts w:ascii="Times New Roman" w:eastAsia="Times New Roman" w:hAnsi="Times New Roman"/>
+          <w:rFonts w:ascii="Times New Roman" w:eastAsia="Times New Roman" w:hAnsi="Times New Roman" w:cs="Times New Roman"/>
           <w:sz w:val="28"/>
         </w:rPr>
         <w:t>одель</w:t>
@@ -573,14 +631,22 @@
       <w:proofErr w:type="spellEnd"/>
       <w:r>
         <w:rPr>
-          <w:rFonts w:ascii="Times New Roman" w:eastAsia="Times New Roman" w:hAnsi="Times New Roman"/>
-          <w:sz w:val="28"/>
-        </w:rPr>
-        <w:t xml:space="preserve"> REST естественно ложится на доменные сущности (пользователи, объекты, сделки, сообщения). Формат BFF был бы оправдан при наличии сильно различающихся клиентов с разными потребностями, но на данном этапе это </w:t>
-      </w:r>
-      <w:r>
-        <w:rPr>
-          <w:rFonts w:ascii="Times New Roman" w:eastAsia="Times New Roman" w:hAnsi="Times New Roman"/>
+          <w:rFonts w:ascii="Times New Roman" w:eastAsia="Times New Roman" w:hAnsi="Times New Roman" w:cs="Times New Roman"/>
+          <w:sz w:val="28"/>
+        </w:rPr>
+        <w:t xml:space="preserve"> REST естественно ложится на доменные сущности (пользователи, объекты, сделки, сообщения). Формат BFF был бы </w:t>
+      </w:r>
+      <w:r>
+        <w:rPr>
+          <w:rFonts w:ascii="Times New Roman" w:eastAsia="Times New Roman" w:hAnsi="Times New Roman" w:cs="Times New Roman"/>
+          <w:sz w:val="28"/>
+        </w:rPr>
+        <w:lastRenderedPageBreak/>
+        <w:t xml:space="preserve">оправдан при наличии сильно различающихся клиентов с разными потребностями, но на данном этапе это </w:t>
+      </w:r>
+      <w:r>
+        <w:rPr>
+          <w:rFonts w:ascii="Times New Roman" w:eastAsia="Times New Roman" w:hAnsi="Times New Roman" w:cs="Times New Roman"/>
           <w:sz w:val="28"/>
           <w:lang w:val="ru-RU"/>
         </w:rPr>
@@ -591,6 +657,7 @@
       <w:pPr>
         <w:jc w:val="both"/>
         <w:rPr>
+          <w:rFonts w:ascii="Times New Roman" w:hAnsi="Times New Roman" w:cs="Times New Roman"/>
           <w:lang w:val="ru-RU"/>
         </w:rPr>
       </w:pPr>
@@ -598,35 +665,30 @@
     <w:p>
       <w:pPr>
         <w:jc w:val="both"/>
-      </w:pPr>
-      <w:r>
-        <w:rPr>
-          <w:rFonts w:ascii="Times New Roman" w:eastAsia="Times New Roman" w:hAnsi="Times New Roman"/>
+        <w:rPr>
+          <w:rFonts w:ascii="Times New Roman" w:hAnsi="Times New Roman" w:cs="Times New Roman"/>
+        </w:rPr>
+      </w:pPr>
+      <w:r>
+        <w:rPr>
+          <w:rFonts w:ascii="Times New Roman" w:hAnsi="Times New Roman" w:cs="Times New Roman"/>
           <w:b/>
           <w:sz w:val="28"/>
+        </w:rPr>
+        <w:t>3. Описание спроектированного API</w:t>
+      </w:r>
+    </w:p>
+    <w:p>
+      <w:pPr>
+        <w:jc w:val="both"/>
+        <w:rPr>
+          <w:rFonts w:ascii="Times New Roman" w:hAnsi="Times New Roman" w:cs="Times New Roman"/>
           <w:lang w:val="ru-RU"/>
         </w:rPr>
-        <w:t>2</w:t>
-      </w:r>
-      <w:r>
-        <w:rPr>
-          <w:rFonts w:ascii="Times New Roman" w:eastAsia="Times New Roman" w:hAnsi="Times New Roman"/>
-          <w:b/>
-          <w:sz w:val="28"/>
-        </w:rPr>
-        <w:t>. Описание спроектированного API</w:t>
-      </w:r>
-    </w:p>
-    <w:p>
-      <w:pPr>
-        <w:jc w:val="both"/>
-        <w:rPr>
-          <w:lang w:val="ru-RU"/>
-        </w:rPr>
-      </w:pPr>
-      <w:r>
-        <w:rPr>
-          <w:rFonts w:ascii="Times New Roman" w:eastAsia="Times New Roman" w:hAnsi="Times New Roman"/>
+      </w:pPr>
+      <w:r>
+        <w:rPr>
+          <w:rFonts w:ascii="Times New Roman" w:eastAsia="Times New Roman" w:hAnsi="Times New Roman" w:cs="Times New Roman"/>
           <w:sz w:val="28"/>
         </w:rPr>
         <w:t xml:space="preserve">Полная </w:t>
@@ -634,7 +696,7 @@
       <w:proofErr w:type="spellStart"/>
       <w:r>
         <w:rPr>
-          <w:rFonts w:ascii="Times New Roman" w:eastAsia="Times New Roman" w:hAnsi="Times New Roman"/>
+          <w:rFonts w:ascii="Times New Roman" w:eastAsia="Times New Roman" w:hAnsi="Times New Roman" w:cs="Times New Roman"/>
           <w:sz w:val="28"/>
         </w:rPr>
         <w:t>OpenAPI</w:t>
@@ -642,7 +704,7 @@
       <w:proofErr w:type="spellEnd"/>
       <w:r>
         <w:rPr>
-          <w:rFonts w:ascii="Times New Roman" w:eastAsia="Times New Roman" w:hAnsi="Times New Roman"/>
+          <w:rFonts w:ascii="Times New Roman" w:eastAsia="Times New Roman" w:hAnsi="Times New Roman" w:cs="Times New Roman"/>
           <w:sz w:val="28"/>
         </w:rPr>
         <w:t xml:space="preserve">-спецификация представлена в файле </w:t>
@@ -651,7 +713,7 @@
       <w:proofErr w:type="gramStart"/>
       <w:r>
         <w:rPr>
-          <w:rFonts w:ascii="Times New Roman" w:eastAsia="Times New Roman" w:hAnsi="Times New Roman"/>
+          <w:rFonts w:ascii="Times New Roman" w:eastAsia="Times New Roman" w:hAnsi="Times New Roman" w:cs="Times New Roman"/>
           <w:sz w:val="28"/>
         </w:rPr>
         <w:t>openapi.yaml</w:t>
@@ -660,7 +722,7 @@
       <w:proofErr w:type="gramEnd"/>
       <w:r>
         <w:rPr>
-          <w:rFonts w:ascii="Times New Roman" w:eastAsia="Times New Roman" w:hAnsi="Times New Roman"/>
+          <w:rFonts w:ascii="Times New Roman" w:eastAsia="Times New Roman" w:hAnsi="Times New Roman" w:cs="Times New Roman"/>
           <w:sz w:val="28"/>
         </w:rPr>
         <w:t xml:space="preserve">. Ниже приведено краткое описание групп </w:t>
@@ -668,7 +730,7 @@
       <w:proofErr w:type="spellStart"/>
       <w:r>
         <w:rPr>
-          <w:rFonts w:ascii="Times New Roman" w:eastAsia="Times New Roman" w:hAnsi="Times New Roman"/>
+          <w:rFonts w:ascii="Times New Roman" w:eastAsia="Times New Roman" w:hAnsi="Times New Roman" w:cs="Times New Roman"/>
           <w:sz w:val="28"/>
         </w:rPr>
         <w:t>эндпоинтов</w:t>
@@ -679,6 +741,7 @@
       <w:pPr>
         <w:jc w:val="both"/>
         <w:rPr>
+          <w:rFonts w:ascii="Times New Roman" w:hAnsi="Times New Roman" w:cs="Times New Roman"/>
           <w:lang w:val="ru-RU"/>
         </w:rPr>
       </w:pPr>
@@ -686,10 +749,13 @@
     <w:p>
       <w:pPr>
         <w:jc w:val="both"/>
-      </w:pPr>
-      <w:r>
-        <w:rPr>
-          <w:rFonts w:ascii="Times New Roman" w:eastAsia="Times New Roman" w:hAnsi="Times New Roman"/>
+        <w:rPr>
+          <w:rFonts w:ascii="Times New Roman" w:hAnsi="Times New Roman" w:cs="Times New Roman"/>
+        </w:rPr>
+      </w:pPr>
+      <w:r>
+        <w:rPr>
+          <w:rFonts w:ascii="Times New Roman" w:eastAsia="Times New Roman" w:hAnsi="Times New Roman" w:cs="Times New Roman"/>
           <w:b/>
           <w:sz w:val="28"/>
         </w:rPr>
@@ -700,163 +766,17 @@
       <w:pPr>
         <w:jc w:val="both"/>
         <w:rPr>
+          <w:rFonts w:ascii="Times New Roman" w:hAnsi="Times New Roman" w:cs="Times New Roman"/>
           <w:lang w:val="ru-RU"/>
         </w:rPr>
       </w:pPr>
       <w:r>
         <w:rPr>
-          <w:rFonts w:ascii="Times New Roman" w:eastAsia="Times New Roman" w:hAnsi="Times New Roman"/>
-          <w:sz w:val="28"/>
-        </w:rPr>
-        <w:t xml:space="preserve">В ходе работы </w:t>
-      </w:r>
-      <w:r>
-        <w:rPr>
-          <w:rFonts w:ascii="Times New Roman" w:eastAsia="Times New Roman" w:hAnsi="Times New Roman"/>
-          <w:sz w:val="28"/>
-          <w:lang w:val="ru-RU"/>
-        </w:rPr>
-        <w:t>в</w:t>
-      </w:r>
-      <w:proofErr w:type="spellStart"/>
-      <w:r>
-        <w:rPr>
-          <w:rFonts w:ascii="Times New Roman" w:eastAsia="Times New Roman" w:hAnsi="Times New Roman"/>
-          <w:sz w:val="28"/>
-        </w:rPr>
-        <w:t>ыбран</w:t>
-      </w:r>
-      <w:proofErr w:type="spellEnd"/>
-      <w:r>
-        <w:rPr>
-          <w:rFonts w:ascii="Times New Roman" w:eastAsia="Times New Roman" w:hAnsi="Times New Roman"/>
-          <w:sz w:val="28"/>
-        </w:rPr>
-        <w:t xml:space="preserve"> формат REST API как наиболее подходящий для данного проекта. Спроектировано 18 </w:t>
-      </w:r>
-      <w:proofErr w:type="spellStart"/>
-      <w:r>
-        <w:rPr>
-          <w:rFonts w:ascii="Times New Roman" w:eastAsia="Times New Roman" w:hAnsi="Times New Roman"/>
-          <w:sz w:val="28"/>
-        </w:rPr>
-        <w:t>эндпоинтов</w:t>
-      </w:r>
-      <w:proofErr w:type="spellEnd"/>
-      <w:r>
-        <w:rPr>
-          <w:rFonts w:ascii="Times New Roman" w:eastAsia="Times New Roman" w:hAnsi="Times New Roman"/>
-          <w:sz w:val="28"/>
-        </w:rPr>
-        <w:t>, сгруппированных по 5 доменным областям (</w:t>
-      </w:r>
-      <w:proofErr w:type="spellStart"/>
-      <w:r>
-        <w:rPr>
-          <w:rFonts w:ascii="Times New Roman" w:eastAsia="Times New Roman" w:hAnsi="Times New Roman"/>
-          <w:sz w:val="28"/>
-        </w:rPr>
-        <w:t>Auth</w:t>
-      </w:r>
-      <w:proofErr w:type="spellEnd"/>
-      <w:r>
-        <w:rPr>
-          <w:rFonts w:ascii="Times New Roman" w:eastAsia="Times New Roman" w:hAnsi="Times New Roman"/>
-          <w:sz w:val="28"/>
-        </w:rPr>
-        <w:t xml:space="preserve">, </w:t>
-      </w:r>
-      <w:proofErr w:type="spellStart"/>
-      <w:r>
-        <w:rPr>
-          <w:rFonts w:ascii="Times New Roman" w:eastAsia="Times New Roman" w:hAnsi="Times New Roman"/>
-          <w:sz w:val="28"/>
-        </w:rPr>
-        <w:t>Users</w:t>
-      </w:r>
-      <w:proofErr w:type="spellEnd"/>
-      <w:r>
-        <w:rPr>
-          <w:rFonts w:ascii="Times New Roman" w:eastAsia="Times New Roman" w:hAnsi="Times New Roman"/>
-          <w:sz w:val="28"/>
-        </w:rPr>
-        <w:t xml:space="preserve">, Properties, </w:t>
-      </w:r>
-      <w:proofErr w:type="spellStart"/>
-      <w:r>
-        <w:rPr>
-          <w:rFonts w:ascii="Times New Roman" w:eastAsia="Times New Roman" w:hAnsi="Times New Roman"/>
-          <w:sz w:val="28"/>
-        </w:rPr>
-        <w:t>Rentals</w:t>
-      </w:r>
-      <w:proofErr w:type="spellEnd"/>
-      <w:r>
-        <w:rPr>
-          <w:rFonts w:ascii="Times New Roman" w:eastAsia="Times New Roman" w:hAnsi="Times New Roman"/>
-          <w:sz w:val="28"/>
-        </w:rPr>
-        <w:t xml:space="preserve">, </w:t>
-      </w:r>
-      <w:proofErr w:type="spellStart"/>
-      <w:r>
-        <w:rPr>
-          <w:rFonts w:ascii="Times New Roman" w:eastAsia="Times New Roman" w:hAnsi="Times New Roman"/>
-          <w:sz w:val="28"/>
-        </w:rPr>
-        <w:t>Messages</w:t>
-      </w:r>
-      <w:proofErr w:type="spellEnd"/>
-      <w:r>
-        <w:rPr>
-          <w:rFonts w:ascii="Times New Roman" w:eastAsia="Times New Roman" w:hAnsi="Times New Roman"/>
-          <w:sz w:val="28"/>
-        </w:rPr>
-        <w:t xml:space="preserve">). Для каждого </w:t>
-      </w:r>
-      <w:proofErr w:type="spellStart"/>
-      <w:r>
-        <w:rPr>
-          <w:rFonts w:ascii="Times New Roman" w:eastAsia="Times New Roman" w:hAnsi="Times New Roman"/>
-          <w:sz w:val="28"/>
-        </w:rPr>
-        <w:t>эндпоинта</w:t>
-      </w:r>
-      <w:proofErr w:type="spellEnd"/>
-      <w:r>
-        <w:rPr>
-          <w:rFonts w:ascii="Times New Roman" w:eastAsia="Times New Roman" w:hAnsi="Times New Roman"/>
-          <w:sz w:val="28"/>
-        </w:rPr>
-        <w:t xml:space="preserve"> описаны тела запросов и ответов, параметры фильтрации и пагинации, а также возможные ошибки (400, 401, 403, 404, 409). </w:t>
-      </w:r>
-      <w:proofErr w:type="spellStart"/>
-      <w:r>
-        <w:rPr>
-          <w:rFonts w:ascii="Times New Roman" w:eastAsia="Times New Roman" w:hAnsi="Times New Roman"/>
-          <w:sz w:val="28"/>
-        </w:rPr>
-        <w:t>OpenAPI</w:t>
-      </w:r>
-      <w:proofErr w:type="spellEnd"/>
-      <w:r>
-        <w:rPr>
-          <w:rFonts w:ascii="Times New Roman" w:eastAsia="Times New Roman" w:hAnsi="Times New Roman"/>
-          <w:sz w:val="28"/>
-        </w:rPr>
-        <w:t xml:space="preserve">-спецификация доступна в файле </w:t>
-      </w:r>
-      <w:proofErr w:type="spellStart"/>
-      <w:proofErr w:type="gramStart"/>
-      <w:r>
-        <w:rPr>
-          <w:rFonts w:ascii="Times New Roman" w:eastAsia="Times New Roman" w:hAnsi="Times New Roman"/>
-          <w:sz w:val="28"/>
-        </w:rPr>
-        <w:t>openapi.yaml</w:t>
-      </w:r>
-      <w:proofErr w:type="spellEnd"/>
-      <w:proofErr w:type="gramEnd"/>
+          <w:rFonts w:ascii="Times New Roman" w:hAnsi="Times New Roman" w:cs="Times New Roman"/>
+          <w:sz w:val="28"/>
+        </w:rPr>
+        <w:t>В ходе работы были сформулированы функциональные и нефункциональные требования к сервису аренды недвижимости, после чего выбран формат REST API как наиболее подходящий для данного проекта. Спроектировано 18 эндпоинтов, сгруппированных по 5 доменным областям (Auth, Users, Properties, Rentals, Messages). Для каждого эндпоинта описаны тела запросов и ответов, параметры фильтрации и пагинации, а также возможные ошибки (400, 401, 403, 404, 409). OpenAPI-спецификация доступна в файле openapi.yaml</w:t>
+      </w:r>
     </w:p>
     <w:sectPr>
       <w:pgSz w:w="11909" w:h="16834"/>

--- a/БР1.1/Зотеев Максим/homeworks/hw2/ДЗ2_Зотеев Максим_БР1.1.docx
+++ b/БР1.1/Зотеев Максим/homeworks/hw2/ДЗ2_Зотеев Максим_БР1.1.docx
@@ -555,7 +555,7 @@
           <w:rFonts w:ascii="Times New Roman" w:hAnsi="Times New Roman" w:cs="Times New Roman"/>
           <w:sz w:val="28"/>
         </w:rPr>
-        <w:t>К функциональным требованиям сервиса можно отнести возможность регистрации и аутентификации пользователей, просмотра и редактирования профиля, публикации и управления объектами недвижимости, загрузки и удаления фотографий, поиска объектов с фильтрацией и сортировкой, создания заявок на аренду, просмотра и изменения статуса сделок аренды, а также обмена сообщениями в рамках конкретной сделки. Кроме того, система должна предоставлять список типов недвижимости и поддерживать получение списков объектов и сделок текущего пользователя.</w:t>
+        <w:t>К функциональным требованиям сервиса можно отнести возможность регистрации и аутентификации пользователей, просмотра и редактирования профиля, публикации и управления объектами недвижимости, загрузки и удаления фотографий, поиска объектов с фильтрацией и сортировкой, создания заявок на аренду, просмотра и изменения статуса сделок аренды, а также обмена сообщениями в рамках конкретной сделки. Кроме того, система должна предоставлять список типов недвижимости и поддерживать получение списков объектов и сделок текущего пользователя. Также сервис должен поддерживать справочник удобств (Wi-Fi, парковка и др.) с возможностью указания удобств при создании объекта и фильтрации поиска по ним.</w:t>
       </w:r>
     </w:p>
     <w:p>
@@ -775,7 +775,7 @@
           <w:rFonts w:ascii="Times New Roman" w:hAnsi="Times New Roman" w:cs="Times New Roman"/>
           <w:sz w:val="28"/>
         </w:rPr>
-        <w:t>В ходе работы были сформулированы функциональные и нефункциональные требования к сервису аренды недвижимости, после чего выбран формат REST API как наиболее подходящий для данного проекта. Спроектировано 18 эндпоинтов, сгруппированных по 5 доменным областям (Auth, Users, Properties, Rentals, Messages). Для каждого эндпоинта описаны тела запросов и ответов, параметры фильтрации и пагинации, а также возможные ошибки (400, 401, 403, 404, 409). OpenAPI-спецификация доступна в файле openapi.yaml</w:t>
+        <w:t>В ходе работы были сформулированы функциональные и нефункциональные требования к сервису аренды недвижимости, после чего выбран формат REST API как наиболее подходящий для данного проекта. Спроектировано 19 эндпоинтов, сгруппированных по 5 доменным областям (Auth, Users, Properties, Rentals, Messages). Для каждого эндпоинта описаны тела запросов и ответов, параметры фильтрации и пагинации, а также возможные ошибки (400, 401, 403, 404, 409). OpenAPI-спецификация доступна в файле openapi.yaml</w:t>
       </w:r>
     </w:p>
     <w:sectPr>
